--- a/select_workbook_complete.docx
+++ b/select_workbook_complete.docx
@@ -652,7 +652,7 @@
                 <w:sz w:val="17"/>
                 <w:szCs w:val="17"/>
               </w:rPr>
-              <w:t xml:space="preserve">27 April</w:t>
+              <w:t xml:space="preserve">7 May</w:t>
             </w:r>
           </w:p>
           <w:p>
@@ -1504,7 +1504,7 @@
                 <w:sz w:val="18"/>
                 <w:szCs w:val="18"/>
               </w:rPr>
-              <w:t xml:space="preserve">23–27 Apr</w:t>
+              <w:t xml:space="preserve">30 Apr–7 May</w:t>
             </w:r>
           </w:p>
         </w:tc>
@@ -1541,7 +1541,7 @@
                 <w:sz w:val="16"/>
                 <w:szCs w:val="16"/>
               </w:rPr>
-              <w:t xml:space="preserve">Issue Section 1 to CEO. Set 27 April return deadline. Book assessment session (2–3 hrs).</w:t>
+              <w:t xml:space="preserve">Issue Section 1 to CEO. Set 7 May return deadline. Book assessment session (2–3 hrs).</w:t>
             </w:r>
           </w:p>
         </w:tc>
@@ -1691,7 +1691,7 @@
                 <w:sz w:val="18"/>
                 <w:szCs w:val="18"/>
               </w:rPr>
-              <w:t xml:space="preserve">28–30 Apr</w:t>
+              <w:t xml:space="preserve">8–11 May</w:t>
             </w:r>
           </w:p>
         </w:tc>
@@ -1878,7 +1878,7 @@
                 <w:sz w:val="18"/>
                 <w:szCs w:val="18"/>
               </w:rPr>
-              <w:t xml:space="preserve">30 Apr–3 May</w:t>
+              <w:t xml:space="preserve">11–13 May</w:t>
             </w:r>
           </w:p>
         </w:tc>
@@ -6347,7 +6347,7 @@
           <w:sz w:val="17"/>
           <w:szCs w:val="17"/>
         </w:rPr>
-        <w:t xml:space="preserve">Return to:  fionadescoteaux@gmail.com  or  clodagh@socialenterprisesolutions.ie  by 27 April. Drafts and partial answers welcome.</w:t>
+        <w:t xml:space="preserve">Return to:  fionadescoteaux@gmail.com  or  clodagh@socialenterprisesolutions.ie  by 7 May. Drafts and partial answers welcome.</w:t>
       </w:r>
     </w:p>
     <w:p>
